--- a/output/docx/동네한입_기말프로젝트_최종보고서.docx
+++ b/output/docx/동네한입_기말프로젝트_최종보고서.docx
@@ -41,7 +41,7 @@
           <w:color w:val="6F6A63"/>
           <w:sz w:val="16"/>
         </w:rPr>
-        <w:t>작성자 김시은  ·  작성일 2026.06.24  ·  Next.js / PostgreSQL / Docker / Vercel</w:t>
+        <w:t>작성자 김시은  ·  작성일 2026.06.25  ·  Next.js / PostgreSQL / Docker / Vercel</w:t>
       </w:r>
     </w:p>
     <w:p>
@@ -709,7 +709,7 @@
           <w:color w:val="211F1C"/>
           <w:sz w:val="17"/>
         </w:rPr>
-        <w:t>한 주문에 여러 메뉴가 들어가므로 공통값은 orders, 반복값은 order_items로 분리했다. 메뉴명·단가 스냅샷을 남겨 메뉴 수정·삭제 후에도 과거 결제 기록을 보존한다.</w:t>
+        <w:t>공통값은 orders, 반복값은 order_items로 분리했다. 메뉴명·단가 스냅샷으로 이후 이름·가격이 바뀌어도 결제 기록을 보존한다. 운영은 is_sold_out으로 품절 처리하고, 삭제 시 ON DELETE SET NULL을 적용한다.</w:t>
       </w:r>
     </w:p>
     <w:p>
@@ -748,6 +748,25 @@
           <w:sz w:val="17"/>
         </w:rPr>
         <w:t>한 사용자의 여러 기기 로그인을 허용하고 세션별 만료를 관리한다. DB에는 탈취 위험을 줄이기 위해 토큰 원문 대신 SHA-256 해시만 저장한다.</w:t>
+      </w:r>
+    </w:p>
+    <w:p>
+      <w:r>
+        <w:rPr>
+          <w:rFonts w:ascii="Apple SD Gothic Neo" w:hAnsi="Apple SD Gothic Neo" w:eastAsia="Apple SD Gothic Neo"/>
+          <w:b/>
+          <w:color w:val="F04424"/>
+          <w:sz w:val="17"/>
+        </w:rPr>
+        <w:t xml:space="preserve">장바구니 ↔ 주문  </w:t>
+      </w:r>
+      <w:r>
+        <w:rPr>
+          <w:rFonts w:ascii="Apple SD Gothic Neo" w:hAnsi="Apple SD Gothic Neo" w:eastAsia="Apple SD Gothic Neo"/>
+          <w:color w:val="211F1C"/>
+          <w:sz w:val="17"/>
+        </w:rPr>
+        <w:t>주문 전 임시 상태는 localStorage에서 관리한다. 주문하기 시 서버가 메뉴·가격·품절을 다시 검증한 뒤 orders·order_items·상태 이력에 영구 저장한다.</w:t>
       </w:r>
     </w:p>
     <w:p>
@@ -840,28 +859,29 @@
           <w:color w:val="211F1C"/>
           <w:sz w:val="16"/>
         </w:rPr>
-        <w:t>모두 성공하면 커밋하고 하나라도 실패하면 롤백한다. UUID 고유키로 중복 주문을 막고, 조회에는 현재 user_id를 함께 사용한다.</w:t>
+        <w:t>모두 성공하면 커밋하고 실패하면 롤백한다. 별도 idempotency_key UNIQUE로 동일 제출 요청의 재저장을 막고, 조회에는 현재 user_id를 함께 사용한다.</w:t>
       </w:r>
     </w:p>
     <w:p>
       <w:pPr>
-        <w:spacing w:before="80" w:after="80" w:line="269" w:lineRule="auto"/>
-        <w:ind w:left="140" w:right="140"/>
-        <w:shd w:fill="FFF0E8"/>
-        <w:pBdr>
-          <w:top w:val="single" w:sz="5" w:space="5" w:color="F04424"/>
-          <w:left w:val="single" w:sz="5" w:space="5" w:color="F04424"/>
-          <w:bottom w:val="single" w:sz="5" w:space="5" w:color="F04424"/>
-          <w:right w:val="single" w:sz="5" w:space="5" w:color="F04424"/>
-        </w:pBdr>
+        <w:spacing w:before="20" w:after="0"/>
       </w:pPr>
       <w:r>
         <w:rPr>
           <w:rFonts w:ascii="Apple SD Gothic Neo" w:hAnsi="Apple SD Gothic Neo" w:eastAsia="Apple SD Gothic Neo"/>
-          <w:color w:val="211F1C"/>
-          <w:sz w:val="15"/>
+          <w:b/>
+          <w:color w:val="F04424"/>
+          <w:sz w:val="14"/>
         </w:rPr>
-        <w:t>환경 분리  |  로컬은 Docker Compose의 PostgreSQL 16(호스트 5433), 운영은 Neon PostgreSQL을 사용한다. 두 환경에 같은 Drizzle 마이그레이션을 적용해 스키마 차이로 인한 배포 오류를 줄였다.</w:t>
+        <w:t xml:space="preserve">환경 분리  </w:t>
+      </w:r>
+      <w:r>
+        <w:rPr>
+          <w:rFonts w:ascii="Apple SD Gothic Neo" w:hAnsi="Apple SD Gothic Neo" w:eastAsia="Apple SD Gothic Neo"/>
+          <w:color w:val="6F6A63"/>
+          <w:sz w:val="14"/>
+        </w:rPr>
+        <w:t>로컬은 Docker PostgreSQL 16(5433), 운영은 Neon을 사용하고 같은 Drizzle 마이그레이션으로 스키마를 맞춘다.</w:t>
       </w:r>
     </w:p>
     <w:p>
@@ -1266,6 +1286,28 @@
         <w:t>4. 검증 결과</w:t>
       </w:r>
     </w:p>
+    <w:p>
+      <w:pPr>
+        <w:spacing w:after="60"/>
+      </w:pPr>
+      <w:r>
+        <w:rPr>
+          <w:rFonts w:ascii="Apple SD Gothic Neo" w:hAnsi="Apple SD Gothic Neo" w:eastAsia="Apple SD Gothic Neo"/>
+          <w:b/>
+          <w:color w:val="F04424"/>
+          <w:sz w:val="17"/>
+        </w:rPr>
+        <w:t xml:space="preserve">완성 범위  </w:t>
+      </w:r>
+      <w:r>
+        <w:rPr>
+          <w:rFonts w:ascii="Apple SD Gothic Neo" w:hAnsi="Apple SD Gothic Neo" w:eastAsia="Apple SD Gothic Neo"/>
+          <w:color w:val="211F1C"/>
+          <w:sz w:val="17"/>
+        </w:rPr>
+        <w:t>필수 기능 5개를 모두 구현했고, 가산 요소로 검색·복합 필터·품절·상태 타임라인·관리자 상태 변경·모바일 UI를 추가했다.</w:t>
+      </w:r>
+    </w:p>
     <w:tbl>
       <w:tblPr>
         <w:tblW w:type="dxa" w:w="10200"/>
@@ -1393,7 +1435,7 @@
                 <w:color w:val="211F1C"/>
                 <w:sz w:val="14"/>
               </w:rPr>
-              <w:t>필수 기능</w:t>
+              <w:t>필수 기능 5개</w:t>
             </w:r>
           </w:p>
         </w:tc>
@@ -1413,7 +1455,7 @@
                 <w:color w:val="211F1C"/>
                 <w:sz w:val="14"/>
               </w:rPr>
-              <w:t>공개 URL: 회원가입 · 로그인 · 로그아웃 · 식당/메뉴 · 장바구니 · 주문 저장 · 내 주문내역</w:t>
+              <w:t>인증(회원가입·로그인·로그아웃) · 식당/메뉴 · 장바구니 · 주문 저장 · 내 주문내역</w:t>
             </w:r>
           </w:p>
         </w:tc>
@@ -1433,7 +1475,7 @@
                 <w:color w:val="211F1C"/>
                 <w:sz w:val="14"/>
               </w:rPr>
-              <w:t>7 / 7</w:t>
+              <w:t>5 / 5</w:t>
             </w:r>
           </w:p>
         </w:tc>
@@ -1455,7 +1497,7 @@
                 <w:color w:val="211F1C"/>
                 <w:sz w:val="14"/>
               </w:rPr>
-              <w:t>추가 기능</w:t>
+              <w:t>가산 요소</w:t>
             </w:r>
           </w:p>
         </w:tc>
